--- a/Project 1/Reports/Roll Project 1 Report.docx
+++ b/Project 1/Reports/Roll Project 1 Report.docx
@@ -17,7 +17,23 @@
           <w:b/>
           <w:bCs/>
         </w:rPr>
-        <w:t>Evaluation of Treatment Efficacy Among Hard-Drug Using HIV Patients Receiving Highly Active Antiretroviral Treatment (HAART)</w:t>
+        <w:t xml:space="preserve">Evaluation of Treatment Efficacy Among Hard-Drug Using HIV Patients Receiving Highly Active Antiretroviral </w:t>
+      </w:r>
+      <w:r>
+        <w:rPr>
+          <w:rFonts w:ascii="Arial" w:hAnsi="Arial" w:cs="Arial"/>
+          <w:b/>
+          <w:bCs/>
+        </w:rPr>
+        <w:t>Therapy</w:t>
+      </w:r>
+      <w:r>
+        <w:rPr>
+          <w:rFonts w:ascii="Arial" w:hAnsi="Arial" w:cs="Arial"/>
+          <w:b/>
+          <w:bCs/>
+        </w:rPr>
+        <w:t xml:space="preserve"> (HAART)</w:t>
       </w:r>
     </w:p>
     <w:p>
@@ -83,7 +99,19 @@
         <w:rPr>
           <w:rFonts w:ascii="Arial" w:hAnsi="Arial" w:cs="Arial"/>
         </w:rPr>
-        <w:t>understand how the two-year response to highly active antiretroviral treatment (HAART) for HIV differs for patients who use hard drugs like cocaine and heroin</w:t>
+        <w:t xml:space="preserve">understand how the two-year response to highly active antiretroviral </w:t>
+      </w:r>
+      <w:r>
+        <w:rPr>
+          <w:rFonts w:ascii="Arial" w:hAnsi="Arial" w:cs="Arial"/>
+        </w:rPr>
+        <w:t>therapy</w:t>
+      </w:r>
+      <w:r>
+        <w:rPr>
+          <w:rFonts w:ascii="Arial" w:hAnsi="Arial" w:cs="Arial"/>
+        </w:rPr>
+        <w:t xml:space="preserve"> (HAART) for HIV differs for patients who use hard drugs like cocaine and heroin</w:t>
       </w:r>
       <w:r>
         <w:rPr>
@@ -857,6 +885,26 @@
         <w:rPr>
           <w:rFonts w:ascii="Arial" w:hAnsi="Arial" w:cs="Arial"/>
         </w:rPr>
+        <w:t xml:space="preserve">Bayesian MCMCs were well-calibrated, with all </w:t>
+      </w:r>
+      <w:proofErr w:type="spellStart"/>
+      <w:r>
+        <w:rPr>
+          <w:rFonts w:ascii="Arial" w:hAnsi="Arial" w:cs="Arial"/>
+        </w:rPr>
+        <w:t>Rhat</w:t>
+      </w:r>
+      <w:proofErr w:type="spellEnd"/>
+      <w:r>
+        <w:rPr>
+          <w:rFonts w:ascii="Arial" w:hAnsi="Arial" w:cs="Arial"/>
+        </w:rPr>
+        <w:t xml:space="preserve"> less than 1.01 and high effective sample sizes. </w:t>
+      </w:r>
+      <w:r>
+        <w:rPr>
+          <w:rFonts w:ascii="Arial" w:hAnsi="Arial" w:cs="Arial"/>
+        </w:rPr>
         <w:t xml:space="preserve">On average, </w:t>
       </w:r>
       <w:r>
@@ -909,14 +957,14 @@
         <w:rPr>
           <w:rFonts w:ascii="Arial" w:hAnsi="Arial" w:cs="Arial"/>
         </w:rPr>
-        <w:t xml:space="preserve">: (-6.09, -0.55)) relative to non-hard drug users over the same period; these effects are statistically significant. The average predicted 2-year decrease </w:t>
+        <w:t xml:space="preserve">: (-6.09, -0.55)) relative to non-hard drug users over </w:t>
       </w:r>
       <w:r>
         <w:rPr>
           <w:rFonts w:ascii="Arial" w:hAnsi="Arial" w:cs="Arial"/>
         </w:rPr>
         <w:lastRenderedPageBreak/>
-        <w:t xml:space="preserve">of 0.06 in log10 viral load (95% </w:t>
+        <w:t xml:space="preserve">the same period; these effects are statistically significant. The average predicted 2-year decrease of 0.06 in log10 viral load (95% </w:t>
       </w:r>
       <w:proofErr w:type="spellStart"/>
       <w:r>
@@ -1012,7 +1060,19 @@
         <w:rPr>
           <w:rFonts w:ascii="Arial" w:hAnsi="Arial" w:cs="Arial"/>
         </w:rPr>
-        <w:t xml:space="preserve"> (Table 2).  </w:t>
+        <w:t xml:space="preserve"> (Table 2).</w:t>
+      </w:r>
+      <w:r>
+        <w:rPr>
+          <w:rFonts w:ascii="Arial" w:hAnsi="Arial" w:cs="Arial"/>
+        </w:rPr>
+        <w:t xml:space="preserve"> The statistical decision for the significance of hard drug use does not change between any of the unadjusted and adjusted models, as evidenced by whether the confidence and credible intervals cross zero for each outcome. </w:t>
+      </w:r>
+      <w:r>
+        <w:rPr>
+          <w:rFonts w:ascii="Arial" w:hAnsi="Arial" w:cs="Arial"/>
+        </w:rPr>
+        <w:t xml:space="preserve"> </w:t>
       </w:r>
     </w:p>
     <w:p>
@@ -1046,7 +1106,38 @@
         <w:rPr>
           <w:rFonts w:ascii="Arial" w:hAnsi="Arial" w:cs="Arial"/>
         </w:rPr>
-        <w:t xml:space="preserve">Hard drug use is significantly associated with both a reduction in 2-year CD4+ T-cell count and a decrease in 2-year SF-36 PCS relative to non-hard drug use; both differences are also clinically meaningful. This suggests that the beneficial effects of HAART therapy may be mitigated in hard drug users, and that further clinical interventions may be required in this sub-population. In secondary analysis, adherence was not found to be a mediator between hard drug use and clinical outcomes, as it is not significantly associated with either hard drug use or a change in outcomes. Further, the confounding effect of adherence is minimal, with only minor changes in the predicted estimates of hard drug use. </w:t>
+        <w:t xml:space="preserve">Hard drug use is significantly associated with both a reduction in 2-year CD4+ T-cell count and a decrease in 2-year SF-36 PCS relative to non-hard drug use; both differences also </w:t>
+      </w:r>
+      <w:r>
+        <w:rPr>
+          <w:rFonts w:ascii="Arial" w:hAnsi="Arial" w:cs="Arial"/>
+        </w:rPr>
+        <w:t xml:space="preserve">exceed thresholds to define </w:t>
+      </w:r>
+      <w:r>
+        <w:rPr>
+          <w:rFonts w:ascii="Arial" w:hAnsi="Arial" w:cs="Arial"/>
+        </w:rPr>
+        <w:t xml:space="preserve">clinical </w:t>
+      </w:r>
+      <w:r>
+        <w:rPr>
+          <w:rFonts w:ascii="Arial" w:hAnsi="Arial" w:cs="Arial"/>
+        </w:rPr>
+        <w:t>significance</w:t>
+      </w:r>
+      <w:r>
+        <w:rPr>
+          <w:rFonts w:ascii="Arial" w:hAnsi="Arial" w:cs="Arial"/>
+        </w:rPr>
+        <w:t xml:space="preserve">. This suggests that the beneficial effects of HAART therapy may be mitigated in hard drug users, and that further clinical interventions may be required in this sub-population. In secondary analysis, adherence was not found to be a mediator between hard drug use and clinical outcomes, as it is not significantly associated with either hard drug use or a change in </w:t>
+      </w:r>
+      <w:r>
+        <w:rPr>
+          <w:rFonts w:ascii="Arial" w:hAnsi="Arial" w:cs="Arial"/>
+        </w:rPr>
+        <w:lastRenderedPageBreak/>
+        <w:t xml:space="preserve">outcomes. Further, the confounding effect of adherence is minimal, with only minor changes in the predicted estimates of hard drug use. </w:t>
       </w:r>
     </w:p>
     <w:p>
@@ -1060,44 +1151,7 @@
         <w:rPr>
           <w:rFonts w:ascii="Arial" w:hAnsi="Arial" w:cs="Arial"/>
         </w:rPr>
-        <w:lastRenderedPageBreak/>
-        <w:t xml:space="preserve">This study was conducted using a complete-case analysis, which is only theoretically valid if data are missing completely at random (MCAR). Data was assumed to be missing at random, which means that bias could be introduced if participants with more severe symptoms dropped out or of the study or died. In this case, there were few participants missing outcomes and no clear evidence showing that outcomes were worse among those who dropped out of the study, but nonetheless </w:t>
-      </w:r>
-      <w:r>
-        <w:rPr>
-          <w:rFonts w:ascii="Arial" w:hAnsi="Arial" w:cs="Arial"/>
-        </w:rPr>
-        <w:t>a complete-case approach may still lead to</w:t>
-      </w:r>
-      <w:r>
-        <w:rPr>
-          <w:rFonts w:ascii="Arial" w:hAnsi="Arial" w:cs="Arial"/>
-        </w:rPr>
-        <w:t xml:space="preserve"> underestimated effect sizes </w:t>
-      </w:r>
-      <w:r>
-        <w:rPr>
-          <w:rFonts w:ascii="Arial" w:hAnsi="Arial" w:cs="Arial"/>
-        </w:rPr>
-        <w:t xml:space="preserve">by excluding the most symptomatic </w:t>
-      </w:r>
-      <w:r>
-        <w:rPr>
-          <w:rFonts w:ascii="Arial" w:hAnsi="Arial" w:cs="Arial"/>
-        </w:rPr>
-        <w:t>patients in the initial</w:t>
-      </w:r>
-      <w:r>
-        <w:rPr>
-          <w:rFonts w:ascii="Arial" w:hAnsi="Arial" w:cs="Arial"/>
-        </w:rPr>
-        <w:t xml:space="preserve"> cohort.</w:t>
-      </w:r>
-      <w:r>
-        <w:rPr>
-          <w:rFonts w:ascii="Arial" w:hAnsi="Arial" w:cs="Arial"/>
-        </w:rPr>
-        <w:t xml:space="preserve"> Additionally, this </w:t>
+        <w:t xml:space="preserve">This study was conducted using a complete-case analysis, which is only theoretically valid if data are missing completely at random (MCAR). Data was assumed to be missing at random, which means that bias could be introduced if participants with more severe symptoms dropped out or of the study or died. In this case, there were few participants missing outcomes and no clear evidence showing that outcomes were worse among those who dropped out of the study, but nonetheless a complete-case approach may still lead to underestimated effect sizes by excluding the most symptomatic patients in the initial cohort. Additionally, this </w:t>
       </w:r>
       <w:r>
         <w:rPr>
@@ -1162,16 +1216,7 @@
           <w:u w:val="single"/>
         </w:rPr>
         <w:lastRenderedPageBreak/>
-        <w:t xml:space="preserve">Supplemental </w:t>
-      </w:r>
-      <w:r>
-        <w:rPr>
-          <w:rFonts w:ascii="Arial" w:hAnsi="Arial" w:cs="Arial"/>
-          <w:b/>
-          <w:bCs/>
-          <w:u w:val="single"/>
-        </w:rPr>
-        <w:t>Endnotes</w:t>
+        <w:t>Supplemental Endnotes</w:t>
       </w:r>
     </w:p>
     <w:p>
@@ -1266,7 +1311,6 @@
           <w:b/>
           <w:bCs/>
           <w:u w:val="single"/>
-          <w:lang w:val="es-CR"/>
         </w:rPr>
       </w:pPr>
       <w:r>
@@ -1275,29 +1319,15 @@
           <w:b/>
           <w:bCs/>
           <w:u w:val="single"/>
-          <w:lang w:val="es-CR"/>
-        </w:rPr>
-        <w:t xml:space="preserve">Reproducible </w:t>
-      </w:r>
-      <w:proofErr w:type="spellStart"/>
-      <w:r>
-        <w:rPr>
-          <w:rFonts w:ascii="Arial" w:hAnsi="Arial" w:cs="Arial"/>
-          <w:b/>
-          <w:bCs/>
-          <w:u w:val="single"/>
-          <w:lang w:val="es-CR"/>
-        </w:rPr>
-        <w:t>Research</w:t>
-      </w:r>
-      <w:proofErr w:type="spellEnd"/>
+        </w:rPr>
+        <w:t>Reproducible Research</w:t>
+      </w:r>
     </w:p>
     <w:p>
       <w:pPr>
         <w:spacing w:after="160" w:line="278" w:lineRule="auto"/>
         <w:rPr>
           <w:rFonts w:ascii="Arial" w:hAnsi="Arial" w:cs="Arial"/>
-          <w:lang w:val="es-CR"/>
         </w:rPr>
       </w:pPr>
       <w:hyperlink r:id="rId7" w:history="1">
@@ -1305,7 +1335,6 @@
           <w:rPr>
             <w:rStyle w:val="Hyperlink"/>
             <w:rFonts w:ascii="Arial" w:hAnsi="Arial" w:cs="Arial"/>
-            <w:lang w:val="es-CR"/>
           </w:rPr>
           <w:t>https://github.com/MarshallRoll/Advanced_Methods_Roll/tree/main/Project%201</w:t>
         </w:r>
@@ -1316,13 +1345,11 @@
         <w:spacing w:after="160" w:line="278" w:lineRule="auto"/>
         <w:rPr>
           <w:rFonts w:ascii="Arial" w:hAnsi="Arial" w:cs="Arial"/>
-          <w:lang w:val="es-CR"/>
         </w:rPr>
       </w:pPr>
       <w:r>
         <w:rPr>
           <w:rFonts w:ascii="Arial" w:hAnsi="Arial" w:cs="Arial"/>
-          <w:lang w:val="es-CR"/>
         </w:rPr>
         <w:br w:type="page"/>
       </w:r>
@@ -6190,7 +6217,6 @@
         <w:jc w:val="center"/>
         <w:rPr>
           <w:rFonts w:ascii="Arial" w:hAnsi="Arial" w:cs="Arial"/>
-          <w:noProof/>
         </w:rPr>
       </w:pPr>
     </w:p>
@@ -6318,7 +6344,6 @@
       <w:r>
         <w:rPr>
           <w:rFonts w:ascii="Arial" w:hAnsi="Arial" w:cs="Arial"/>
-          <w:noProof/>
         </w:rPr>
         <w:drawing>
           <wp:anchor distT="0" distB="0" distL="114300" distR="114300" simplePos="0" relativeHeight="251658240" behindDoc="1" locked="0" layoutInCell="1" allowOverlap="1" wp14:anchorId="2C7F2325" wp14:editId="1044B86C">

--- a/Project 1/Reports/Roll Project 1 Report.docx
+++ b/Project 1/Reports/Roll Project 1 Report.docx
@@ -540,7 +540,13 @@
         <w:rPr>
           <w:rFonts w:ascii="Arial" w:hAnsi="Arial" w:cs="Arial"/>
         </w:rPr>
-        <w:t xml:space="preserve">unadjusted </w:t>
+        <w:t>crude</w:t>
+      </w:r>
+      <w:r>
+        <w:rPr>
+          <w:rFonts w:ascii="Arial" w:hAnsi="Arial" w:cs="Arial"/>
+        </w:rPr>
+        <w:t xml:space="preserve"> </w:t>
       </w:r>
       <w:r>
         <w:rPr>
@@ -588,14 +594,50 @@
         <w:rPr>
           <w:rFonts w:ascii="Arial" w:hAnsi="Arial" w:cs="Arial"/>
         </w:rPr>
-        <w:t xml:space="preserve">Clinically meaningful differences across both analyses were: a 0.5 or more change in log10 viral load, a 50 or more change in CD4+ T cell counts, and a 2 or more change on the MCS </w:t>
+        <w:t xml:space="preserve">Clinically meaningful differences across both analyses were: a 0.5 or more </w:t>
+      </w:r>
+      <w:r>
+        <w:rPr>
+          <w:rFonts w:ascii="Arial" w:hAnsi="Arial" w:cs="Arial"/>
+        </w:rPr>
+        <w:t>difference</w:t>
+      </w:r>
+      <w:r>
+        <w:rPr>
+          <w:rFonts w:ascii="Arial" w:hAnsi="Arial" w:cs="Arial"/>
+        </w:rPr>
+        <w:t xml:space="preserve"> in log10 viral load, a 50 or more </w:t>
+      </w:r>
+      <w:r>
+        <w:rPr>
+          <w:rFonts w:ascii="Arial" w:hAnsi="Arial" w:cs="Arial"/>
+        </w:rPr>
+        <w:t>difference</w:t>
+      </w:r>
+      <w:r>
+        <w:rPr>
+          <w:rFonts w:ascii="Arial" w:hAnsi="Arial" w:cs="Arial"/>
+        </w:rPr>
+        <w:t xml:space="preserve"> in CD4+ T cell counts, and a 2 or more </w:t>
+      </w:r>
+      <w:r>
+        <w:rPr>
+          <w:rFonts w:ascii="Arial" w:hAnsi="Arial" w:cs="Arial"/>
+        </w:rPr>
+        <w:t>difference</w:t>
+      </w:r>
+      <w:r>
+        <w:rPr>
+          <w:rFonts w:ascii="Arial" w:hAnsi="Arial" w:cs="Arial"/>
+        </w:rPr>
+        <w:t xml:space="preserve"> on </w:t>
       </w:r>
       <w:r>
         <w:rPr>
           <w:rFonts w:ascii="Arial" w:hAnsi="Arial" w:cs="Arial"/>
         </w:rPr>
         <w:lastRenderedPageBreak/>
-        <w:t xml:space="preserve">and PCS. </w:t>
+        <w:t xml:space="preserve">the MCS and PCS. </w:t>
       </w:r>
       <w:r>
         <w:rPr>
@@ -1130,7 +1172,7 @@
         <w:rPr>
           <w:rFonts w:ascii="Arial" w:hAnsi="Arial" w:cs="Arial"/>
         </w:rPr>
-        <w:t xml:space="preserve">. This suggests that the beneficial effects of HAART therapy may be mitigated in hard drug users, and that further clinical interventions may be required in this sub-population. In secondary analysis, adherence was not found to be a mediator between hard drug use and clinical outcomes, as it is not significantly associated with either hard drug use or a change in </w:t>
+        <w:t xml:space="preserve">. This suggests that the beneficial effects of HAART may be mitigated in hard drug users, and that further clinical interventions may be required in this sub-population. In secondary analysis, adherence was not found to be a mediator between hard drug use and clinical outcomes, as it is not significantly associated with either hard drug use or a change in </w:t>
       </w:r>
       <w:r>
         <w:rPr>
@@ -1311,6 +1353,7 @@
           <w:b/>
           <w:bCs/>
           <w:u w:val="single"/>
+          <w:lang w:val="es-CR"/>
         </w:rPr>
       </w:pPr>
       <w:r>
@@ -1319,15 +1362,29 @@
           <w:b/>
           <w:bCs/>
           <w:u w:val="single"/>
-        </w:rPr>
-        <w:t>Reproducible Research</w:t>
-      </w:r>
+          <w:lang w:val="es-CR"/>
+        </w:rPr>
+        <w:t xml:space="preserve">Reproducible </w:t>
+      </w:r>
+      <w:proofErr w:type="spellStart"/>
+      <w:r>
+        <w:rPr>
+          <w:rFonts w:ascii="Arial" w:hAnsi="Arial" w:cs="Arial"/>
+          <w:b/>
+          <w:bCs/>
+          <w:u w:val="single"/>
+          <w:lang w:val="es-CR"/>
+        </w:rPr>
+        <w:t>Research</w:t>
+      </w:r>
+      <w:proofErr w:type="spellEnd"/>
     </w:p>
     <w:p>
       <w:pPr>
         <w:spacing w:after="160" w:line="278" w:lineRule="auto"/>
         <w:rPr>
           <w:rFonts w:ascii="Arial" w:hAnsi="Arial" w:cs="Arial"/>
+          <w:lang w:val="es-CR"/>
         </w:rPr>
       </w:pPr>
       <w:hyperlink r:id="rId7" w:history="1">
@@ -1335,6 +1392,7 @@
           <w:rPr>
             <w:rStyle w:val="Hyperlink"/>
             <w:rFonts w:ascii="Arial" w:hAnsi="Arial" w:cs="Arial"/>
+            <w:lang w:val="es-CR"/>
           </w:rPr>
           <w:t>https://github.com/MarshallRoll/Advanced_Methods_Roll/tree/main/Project%201</w:t>
         </w:r>
@@ -1345,11 +1403,13 @@
         <w:spacing w:after="160" w:line="278" w:lineRule="auto"/>
         <w:rPr>
           <w:rFonts w:ascii="Arial" w:hAnsi="Arial" w:cs="Arial"/>
+          <w:lang w:val="es-CR"/>
         </w:rPr>
       </w:pPr>
       <w:r>
         <w:rPr>
           <w:rFonts w:ascii="Arial" w:hAnsi="Arial" w:cs="Arial"/>
+          <w:lang w:val="es-CR"/>
         </w:rPr>
         <w:br w:type="page"/>
       </w:r>
@@ -1361,6 +1421,7 @@
         <w:rPr>
           <w:rFonts w:ascii="Arial" w:hAnsi="Arial" w:cs="Arial"/>
           <w:sz w:val="20"/>
+          <w:lang w:val="es-CR"/>
         </w:rPr>
       </w:pPr>
     </w:p>
@@ -2214,15 +2275,13 @@
               </w:rPr>
               <w:t xml:space="preserve">    White, </w:t>
             </w:r>
-            <w:proofErr w:type="gramStart"/>
-            <w:r>
-              <w:rPr>
-                <w:rFonts w:ascii="Arial" w:hAnsi="Arial" w:cs="Arial"/>
-                <w:bCs/>
-              </w:rPr>
-              <w:t>Non-Hispanic</w:t>
-            </w:r>
-            <w:proofErr w:type="gramEnd"/>
+            <w:r>
+              <w:rPr>
+                <w:rFonts w:ascii="Arial" w:hAnsi="Arial" w:cs="Arial"/>
+                <w:bCs/>
+              </w:rPr>
+              <w:t>non-Hispanic</w:t>
+            </w:r>
           </w:p>
         </w:tc>
         <w:tc>
@@ -2686,15 +2745,13 @@
               </w:rPr>
               <w:t xml:space="preserve">    College or </w:t>
             </w:r>
-            <w:proofErr w:type="gramStart"/>
-            <w:r>
-              <w:rPr>
-                <w:rFonts w:ascii="Arial" w:hAnsi="Arial" w:cs="Arial"/>
-                <w:bCs/>
-              </w:rPr>
-              <w:t>More</w:t>
-            </w:r>
-            <w:proofErr w:type="gramEnd"/>
+            <w:r>
+              <w:rPr>
+                <w:rFonts w:ascii="Arial" w:hAnsi="Arial" w:cs="Arial"/>
+                <w:bCs/>
+              </w:rPr>
+              <w:t>more</w:t>
+            </w:r>
           </w:p>
         </w:tc>
         <w:tc>
@@ -6344,6 +6401,7 @@
       <w:r>
         <w:rPr>
           <w:rFonts w:ascii="Arial" w:hAnsi="Arial" w:cs="Arial"/>
+          <w:noProof/>
         </w:rPr>
         <w:drawing>
           <wp:anchor distT="0" distB="0" distL="114300" distR="114300" simplePos="0" relativeHeight="251658240" behindDoc="1" locked="0" layoutInCell="1" allowOverlap="1" wp14:anchorId="2C7F2325" wp14:editId="1044B86C">
